--- a/recording/4_21第八次会议/会议记录.docx
+++ b/recording/4_21第八次会议/会议记录.docx
@@ -932,7 +932,7 @@
                 <w:bCs/>
                 <w:szCs w:val="21"/>
               </w:rPr>
-              <w:t>上一周的总结</w:t>
+              <w:t>上周总结</w:t>
             </w:r>
           </w:p>
         </w:tc>
@@ -962,7 +962,7 @@
                 <w:bCs/>
                 <w:szCs w:val="21"/>
               </w:rPr>
-              <w:t>回顾上周的产出，对产出进行修正</w:t>
+              <w:t>上次需求获取阶段任务产出已汇总至群内：梅怡钿已完成用户群分类；愿景文档、用例、用户工作流程、质量属性补充、开发原型及关联图等任务通过抽签分配给全体成员，各项产出已有初步成果。陈天阳等组员已完成部分提交，但部分文档内容仍需修正完善，尚未全部达到可评审标准。</w:t>
             </w:r>
           </w:p>
           <w:p>
